--- a/week-16/cen429-week-16-ders-notu.docx
+++ b/week-16/cen429-week-16-ders-notu.docx
@@ -2,7 +2,7 @@
 <file path=word/document.xml><?xml version="1.0" encoding="utf-8"?>
 <w:document xmlns:w="http://schemas.openxmlformats.org/wordprocessingml/2006/main" xmlns:m="http://schemas.openxmlformats.org/officeDocument/2006/math" xmlns:r="http://schemas.openxmlformats.org/officeDocument/2006/relationships" xmlns:o="urn:schemas-microsoft-com:office:office" xmlns:v="urn:schemas-microsoft-com:vml" xmlns:w10="urn:schemas-microsoft-com:office:word" xmlns:a="http://schemas.openxmlformats.org/drawingml/2006/main" xmlns:pic="http://schemas.openxmlformats.org/drawingml/2006/picture" xmlns:wp="http://schemas.openxmlformats.org/drawingml/2006/wordprocessingDrawing">
   <w:body>
-    <w:bookmarkStart w:id="37" w:name="hafta-16-final-dönemi-quiz-2"/>
+    <w:bookmarkStart w:id="45" w:name="hafta-16-final-dönemi-quiz-2"/>
     <w:p>
       <w:pPr>
         <w:pStyle w:val="Heading1"/>
@@ -225,8 +225,36 @@
         <w:t xml:space="preserve"> </w:t>
       </w:r>
       <w:r>
-        <w:t xml:space="preserve">sorularını cevaplara bakmadan cevaplayın; 10. haftanın OpenSSL adımlarını ve 13. haftanın</w:t>
-      </w:r>
+        <w:t xml:space="preserve">sorularını cevaplara bakmadan cevaplayın;</w:t>
+      </w:r>
+      <w:r>
+        <w:t xml:space="preserve"> </w:t>
+      </w:r>
+      <w:hyperlink r:id="rId20">
+        <w:r>
+          <w:rPr>
+            <w:rStyle w:val="Hyperlink"/>
+          </w:rPr>
+          <w:t xml:space="preserve">10. haftanın</w:t>
+        </w:r>
+      </w:hyperlink>
+      <w:r>
+        <w:t xml:space="preserve"> </w:t>
+      </w:r>
+      <w:r>
+        <w:t xml:space="preserve">OpenSSL adımlarını ve</w:t>
+      </w:r>
+      <w:r>
+        <w:t xml:space="preserve"> </w:t>
+      </w:r>
+      <w:hyperlink r:id="rId21">
+        <w:r>
+          <w:rPr>
+            <w:rStyle w:val="Hyperlink"/>
+          </w:rPr>
+          <w:t xml:space="preserve">13. haftanın</w:t>
+        </w:r>
+      </w:hyperlink>
       <w:r>
         <w:t xml:space="preserve"> </w:t>
       </w:r>
@@ -257,7 +285,7 @@
         </w:pict>
       </w:r>
     </w:p>
-    <w:bookmarkStart w:id="23" w:name="konu-haritası-914.-haftalar"/>
+    <w:bookmarkStart w:id="30" w:name="konu-haritası-914.-haftalar"/>
     <w:p>
       <w:pPr>
         <w:pStyle w:val="Heading2"/>
@@ -323,40 +351,66 @@
             <w:pPr>
               <w:pStyle w:val="Compact"/>
             </w:pPr>
-            <w:r>
-              <w:rPr>
-                <w:b/>
-                <w:bCs/>
-              </w:rPr>
-              <w:t xml:space="preserve">9</w:t>
+            <w:hyperlink r:id="rId22">
+              <w:r>
+                <w:rPr>
+                  <w:rStyle w:val="Hyperlink"/>
+                  <w:b/>
+                  <w:bCs/>
+                </w:rPr>
+                <w:t xml:space="preserve">9</w:t>
+              </w:r>
+              <w:r>
+                <w:rPr>
+                  <w:rStyle w:val="Hyperlink"/>
+                </w:rPr>
+                <w:t xml:space="preserve"> </w:t>
+              </w:r>
+              <w:r>
+                <w:rPr>
+                  <w:rStyle w:val="Hyperlink"/>
+                </w:rPr>
+                <w:t xml:space="preserve">Gelişmiş kod gizleme ve çeşitlendirme</w:t>
+              </w:r>
+            </w:hyperlink>
+          </w:p>
+        </w:tc>
+        <w:tc>
+          <w:tcPr/>
+          <w:p>
+            <w:pPr>
+              <w:pStyle w:val="Compact"/>
+            </w:pPr>
+            <w:r>
+              <w:t xml:space="preserve">Gizleme taksonomisi; opak yüklemler, sahte akış, ölü kod; veri kodlama; sanallaştırma tabanlı gizleme; gizlemenin ölçülmesi (güç, dayanıklılık, maliyet)</w:t>
+            </w:r>
+          </w:p>
+        </w:tc>
+        <w:tc>
+          <w:tcPr/>
+          <w:p>
+            <w:pPr>
+              <w:pStyle w:val="Compact"/>
+            </w:pPr>
+            <w:r>
+              <w:t xml:space="preserve">Gizlemenin amacı ve maliyeti; ölçme ölçütleri;</w:t>
             </w:r>
             <w:r>
               <w:t xml:space="preserve"> </w:t>
             </w:r>
-            <w:r>
-              <w:t xml:space="preserve">Gelişmiş kod gizleme ve çeşitlendirme</w:t>
-            </w:r>
-          </w:p>
-        </w:tc>
-        <w:tc>
-          <w:tcPr/>
-          <w:p>
-            <w:pPr>
-              <w:pStyle w:val="Compact"/>
-            </w:pPr>
-            <w:r>
-              <w:t xml:space="preserve">Gizleme taksonomisi; opak yüklemler, sahte akış, ölü kod; veri kodlama; sanallaştırma tabanlı gizleme; gizlemenin ölçülmesi (güç, dayanıklılık, maliyet)</w:t>
-            </w:r>
-          </w:p>
-        </w:tc>
-        <w:tc>
-          <w:tcPr/>
-          <w:p>
-            <w:pPr>
-              <w:pStyle w:val="Compact"/>
-            </w:pPr>
-            <w:r>
-              <w:t xml:space="preserve">Gizlemenin amacı ve maliyeti; ölçme ölçütleri; 4. haftadaki temel teknikler</w:t>
+            <w:hyperlink r:id="rId23">
+              <w:r>
+                <w:rPr>
+                  <w:rStyle w:val="Hyperlink"/>
+                </w:rPr>
+                <w:t xml:space="preserve">4. haftadaki</w:t>
+              </w:r>
+            </w:hyperlink>
+            <w:r>
+              <w:t xml:space="preserve"> </w:t>
+            </w:r>
+            <w:r>
+              <w:t xml:space="preserve">temel teknikler</w:t>
             </w:r>
           </w:p>
         </w:tc>
@@ -368,29 +422,38 @@
             <w:pPr>
               <w:pStyle w:val="Compact"/>
             </w:pPr>
-            <w:r>
-              <w:rPr>
-                <w:b/>
-                <w:bCs/>
-              </w:rPr>
-              <w:t xml:space="preserve">10</w:t>
-            </w:r>
-            <w:r>
-              <w:t xml:space="preserve"> </w:t>
-            </w:r>
-            <w:r>
-              <w:t xml:space="preserve">Sertifikalar ve kriptografik yöntemler</w:t>
-            </w:r>
-          </w:p>
-        </w:tc>
-        <w:tc>
-          <w:tcPr/>
-          <w:p>
-            <w:pPr>
-              <w:pStyle w:val="Compact"/>
-            </w:pPr>
-            <w:r>
-              <w:t xml:space="preserve">Algoritma ve anahtar uzunluğu seçimi; kipler ve dolgu; HMAC, şifrele-sonra-MAC, yeniden oynatma; RSA-OAEP/PSS, Ed25519/X25519; dijital imza; Diffie–Hellman ve araya girme; PKI, X.509, zincir; CRL/OCSP; PKCS#11/SoftHSM; kuantum sonrası</w:t>
+            <w:hyperlink r:id="rId20">
+              <w:r>
+                <w:rPr>
+                  <w:rStyle w:val="Hyperlink"/>
+                  <w:b/>
+                  <w:bCs/>
+                </w:rPr>
+                <w:t xml:space="preserve">10</w:t>
+              </w:r>
+              <w:r>
+                <w:rPr>
+                  <w:rStyle w:val="Hyperlink"/>
+                </w:rPr>
+                <w:t xml:space="preserve"> </w:t>
+              </w:r>
+              <w:r>
+                <w:rPr>
+                  <w:rStyle w:val="Hyperlink"/>
+                </w:rPr>
+                <w:t xml:space="preserve">Sertifikalar ve kriptografik yöntemler</w:t>
+              </w:r>
+            </w:hyperlink>
+          </w:p>
+        </w:tc>
+        <w:tc>
+          <w:tcPr/>
+          <w:p>
+            <w:pPr>
+              <w:pStyle w:val="Compact"/>
+            </w:pPr>
+            <w:r>
+              <w:t xml:space="preserve">Algoritma ve anahtar uzunluğu seçimi; kipler ve dolgu; HMAC, önce şifrele, sonra MAC (encrypt-then-MAC), yeniden oynatma; RSA-OAEP/PSS, Ed25519/X25519; dijital imza; Diffie–Hellman ve araya girme; PKI, X.509, zincir; CRL/OCSP; PKCS#11/SoftHSM; kuantum sonrası</w:t>
             </w:r>
           </w:p>
         </w:tc>
@@ -413,19 +476,28 @@
             <w:pPr>
               <w:pStyle w:val="Compact"/>
             </w:pPr>
-            <w:r>
-              <w:rPr>
-                <w:b/>
-                <w:bCs/>
-              </w:rPr>
-              <w:t xml:space="preserve">11</w:t>
-            </w:r>
-            <w:r>
-              <w:t xml:space="preserve"> </w:t>
-            </w:r>
-            <w:r>
-              <w:t xml:space="preserve">Whitebox kriptografi</w:t>
-            </w:r>
+            <w:hyperlink r:id="rId24">
+              <w:r>
+                <w:rPr>
+                  <w:rStyle w:val="Hyperlink"/>
+                  <w:b/>
+                  <w:bCs/>
+                </w:rPr>
+                <w:t xml:space="preserve">11</w:t>
+              </w:r>
+              <w:r>
+                <w:rPr>
+                  <w:rStyle w:val="Hyperlink"/>
+                </w:rPr>
+                <w:t xml:space="preserve"> </w:t>
+              </w:r>
+              <w:r>
+                <w:rPr>
+                  <w:rStyle w:val="Hyperlink"/>
+                </w:rPr>
+                <w:t xml:space="preserve">Whitebox kriptografi</w:t>
+              </w:r>
+            </w:hyperlink>
           </w:p>
         </w:tc>
         <w:tc>
@@ -458,19 +530,28 @@
             <w:pPr>
               <w:pStyle w:val="Compact"/>
             </w:pPr>
-            <w:r>
-              <w:rPr>
-                <w:b/>
-                <w:bCs/>
-              </w:rPr>
-              <w:t xml:space="preserve">12</w:t>
-            </w:r>
-            <w:r>
-              <w:t xml:space="preserve"> </w:t>
-            </w:r>
-            <w:r>
-              <w:t xml:space="preserve">Sertifikasyon ve sızma testi planlaması</w:t>
-            </w:r>
+            <w:hyperlink r:id="rId25">
+              <w:r>
+                <w:rPr>
+                  <w:rStyle w:val="Hyperlink"/>
+                  <w:b/>
+                  <w:bCs/>
+                </w:rPr>
+                <w:t xml:space="preserve">12</w:t>
+              </w:r>
+              <w:r>
+                <w:rPr>
+                  <w:rStyle w:val="Hyperlink"/>
+                </w:rPr>
+                <w:t xml:space="preserve"> </w:t>
+              </w:r>
+              <w:r>
+                <w:rPr>
+                  <w:rStyle w:val="Hyperlink"/>
+                </w:rPr>
+                <w:t xml:space="preserve">Sertifikasyon ve sızma testi planlaması</w:t>
+              </w:r>
+            </w:hyperlink>
           </w:p>
         </w:tc>
         <w:tc>
@@ -503,19 +584,28 @@
             <w:pPr>
               <w:pStyle w:val="Compact"/>
             </w:pPr>
-            <w:r>
-              <w:rPr>
-                <w:b/>
-                <w:bCs/>
-              </w:rPr>
-              <w:t xml:space="preserve">13</w:t>
-            </w:r>
-            <w:r>
-              <w:t xml:space="preserve"> </w:t>
-            </w:r>
-            <w:r>
-              <w:t xml:space="preserve">Güvenlik gereksinimleri</w:t>
-            </w:r>
+            <w:hyperlink r:id="rId21">
+              <w:r>
+                <w:rPr>
+                  <w:rStyle w:val="Hyperlink"/>
+                  <w:b/>
+                  <w:bCs/>
+                </w:rPr>
+                <w:t xml:space="preserve">13</w:t>
+              </w:r>
+              <w:r>
+                <w:rPr>
+                  <w:rStyle w:val="Hyperlink"/>
+                </w:rPr>
+                <w:t xml:space="preserve"> </w:t>
+              </w:r>
+              <w:r>
+                <w:rPr>
+                  <w:rStyle w:val="Hyperlink"/>
+                </w:rPr>
+                <w:t xml:space="preserve">Güvenlik gereksinimleri</w:t>
+              </w:r>
+            </w:hyperlink>
           </w:p>
         </w:tc>
         <w:tc>
@@ -548,19 +638,28 @@
             <w:pPr>
               <w:pStyle w:val="Compact"/>
             </w:pPr>
-            <w:r>
-              <w:rPr>
-                <w:b/>
-                <w:bCs/>
-              </w:rPr>
-              <w:t xml:space="preserve">14</w:t>
-            </w:r>
-            <w:r>
-              <w:t xml:space="preserve"> </w:t>
-            </w:r>
-            <w:r>
-              <w:t xml:space="preserve">Tigress ve çeşitlendirme</w:t>
-            </w:r>
+            <w:hyperlink r:id="rId26">
+              <w:r>
+                <w:rPr>
+                  <w:rStyle w:val="Hyperlink"/>
+                  <w:b/>
+                  <w:bCs/>
+                </w:rPr>
+                <w:t xml:space="preserve">14</w:t>
+              </w:r>
+              <w:r>
+                <w:rPr>
+                  <w:rStyle w:val="Hyperlink"/>
+                </w:rPr>
+                <w:t xml:space="preserve"> </w:t>
+              </w:r>
+              <w:r>
+                <w:rPr>
+                  <w:rStyle w:val="Hyperlink"/>
+                </w:rPr>
+                <w:t xml:space="preserve">Tigress ve çeşitlendirme</w:t>
+              </w:r>
+            </w:hyperlink>
           </w:p>
         </w:tc>
         <w:tc>
@@ -594,20 +693,20 @@
       <w:r>
         <w:drawing>
           <wp:inline>
-            <wp:extent cx="5759999" cy="2888214"/>
+            <wp:extent cx="5759999" cy="2834246"/>
             <wp:effectExtent b="0" l="0" r="0" t="0"/>
-            <wp:docPr descr="Quiz-2 kapsamı" title="" id="21" name="Picture"/>
+            <wp:docPr descr="Quiz-2 kapsamı" title="" id="28" name="Picture"/>
             <a:graphic>
               <a:graphicData uri="http://schemas.openxmlformats.org/drawingml/2006/picture">
                 <pic:pic>
                   <pic:nvPicPr>
-                    <pic:cNvPr descr="h16-01-kapsam.png" id="22" name="Picture"/>
+                    <pic:cNvPr descr="h16-01-kapsam.png" id="29" name="Picture"/>
                     <pic:cNvPicPr>
                       <a:picLocks noChangeArrowheads="1" noChangeAspect="1"/>
                     </pic:cNvPicPr>
                   </pic:nvPicPr>
                   <pic:blipFill>
-                    <a:blip r:embed="rId20"/>
+                    <a:blip r:embed="rId27"/>
                     <a:stretch>
                       <a:fillRect/>
                     </a:stretch>
@@ -615,7 +714,7 @@
                   <pic:spPr bwMode="auto">
                     <a:xfrm>
                       <a:off x="0" y="0"/>
-                      <a:ext cx="5759999" cy="2888214"/>
+                      <a:ext cx="5759999" cy="2834246"/>
                     </a:xfrm>
                     <a:prstGeom prst="rect">
                       <a:avLst/>
@@ -641,8 +740,8 @@
         </w:pict>
       </w:r>
     </w:p>
-    <w:bookmarkEnd w:id="23"/>
-    <w:bookmarkStart w:id="30" w:name="sık-karıştırılan-kavramlar"/>
+    <w:bookmarkEnd w:id="30"/>
+    <w:bookmarkStart w:id="37" w:name="sık-karıştırılan-kavramlar"/>
     <w:p>
       <w:pPr>
         <w:pStyle w:val="Heading2"/>
@@ -779,7 +878,7 @@
               <w:pStyle w:val="Compact"/>
             </w:pPr>
             <w:r>
-              <w:t xml:space="preserve">Şifrele-sonra-MAC</w:t>
+              <w:t xml:space="preserve">Önce şifrele, sonra MAC</w:t>
             </w:r>
           </w:p>
         </w:tc>
@@ -801,7 +900,7 @@
               <w:pStyle w:val="Compact"/>
             </w:pPr>
             <w:r>
-              <w:t xml:space="preserve">İlki doğru sıra; ikincisi dolgu kâhinine açık</w:t>
+              <w:t xml:space="preserve">İlki doğru sıra; ikincisi dolgu kâhinine (padding oracle) açık</w:t>
             </w:r>
           </w:p>
         </w:tc>
@@ -976,7 +1075,7 @@
               <w:pStyle w:val="Compact"/>
             </w:pPr>
             <w:r>
-              <w:t xml:space="preserve">Periyodik liste / anlık sorgu; zımbalama gizlilik ve hız sağlar</w:t>
+              <w:t xml:space="preserve">Periyodik liste / anlık sorgu; yanıt iliştirme (stapling) gizlilik ve hız sağlar</w:t>
             </w:r>
           </w:p>
         </w:tc>
@@ -1234,20 +1333,20 @@
       <w:r>
         <w:drawing>
           <wp:inline>
-            <wp:extent cx="5759999" cy="3638557"/>
+            <wp:extent cx="5759999" cy="4003506"/>
             <wp:effectExtent b="0" l="0" r="0" t="0"/>
-            <wp:docPr descr="Dönemin tek cümlesi" title="" id="25" name="Picture"/>
+            <wp:docPr descr="Dönemin tek cümlesi" title="" id="32" name="Picture"/>
             <a:graphic>
               <a:graphicData uri="http://schemas.openxmlformats.org/drawingml/2006/picture">
                 <pic:pic>
                   <pic:nvPicPr>
-                    <pic:cNvPr descr="h16-04-donem-ozeti.png" id="26" name="Picture"/>
+                    <pic:cNvPr descr="h16-04-donem-ozeti.png" id="33" name="Picture"/>
                     <pic:cNvPicPr>
                       <a:picLocks noChangeArrowheads="1" noChangeAspect="1"/>
                     </pic:cNvPicPr>
                   </pic:nvPicPr>
                   <pic:blipFill>
-                    <a:blip r:embed="rId24"/>
+                    <a:blip r:embed="rId31"/>
                     <a:stretch>
                       <a:fillRect/>
                     </a:stretch>
@@ -1255,7 +1354,7 @@
                   <pic:spPr bwMode="auto">
                     <a:xfrm>
                       <a:off x="0" y="0"/>
-                      <a:ext cx="5759999" cy="3638557"/>
+                      <a:ext cx="5759999" cy="4003506"/>
                     </a:xfrm>
                     <a:prstGeom prst="rect">
                       <a:avLst/>
@@ -1281,20 +1380,20 @@
       <w:r>
         <w:drawing>
           <wp:inline>
-            <wp:extent cx="5759999" cy="2280342"/>
+            <wp:extent cx="5759999" cy="2545330"/>
             <wp:effectExtent b="0" l="0" r="0" t="0"/>
-            <wp:docPr descr="Final ve başarı notu" title="" id="28" name="Picture"/>
+            <wp:docPr descr="Final ve başarı notu" title="" id="35" name="Picture"/>
             <a:graphic>
               <a:graphicData uri="http://schemas.openxmlformats.org/drawingml/2006/picture">
                 <pic:pic>
                   <pic:nvPicPr>
-                    <pic:cNvPr descr="h16-02-final-hesabi.png" id="29" name="Picture"/>
+                    <pic:cNvPr descr="h16-02-final-hesabi.png" id="36" name="Picture"/>
                     <pic:cNvPicPr>
                       <a:picLocks noChangeArrowheads="1" noChangeAspect="1"/>
                     </pic:cNvPicPr>
                   </pic:nvPicPr>
                   <pic:blipFill>
-                    <a:blip r:embed="rId27"/>
+                    <a:blip r:embed="rId34"/>
                     <a:stretch>
                       <a:fillRect/>
                     </a:stretch>
@@ -1302,7 +1401,7 @@
                   <pic:spPr bwMode="auto">
                     <a:xfrm>
                       <a:off x="0" y="0"/>
-                      <a:ext cx="5759999" cy="2280342"/>
+                      <a:ext cx="5759999" cy="2545330"/>
                     </a:xfrm>
                     <a:prstGeom prst="rect">
                       <a:avLst/>
@@ -1328,8 +1427,8 @@
         </w:pict>
       </w:r>
     </w:p>
-    <w:bookmarkEnd w:id="30"/>
-    <w:bookmarkStart w:id="36" w:name="örnek-sorular"/>
+    <w:bookmarkEnd w:id="37"/>
+    <w:bookmarkStart w:id="44" w:name="örnek-sorular"/>
     <w:p>
       <w:pPr>
         <w:pStyle w:val="Heading2"/>
@@ -1338,7 +1437,7 @@
         <w:t xml:space="preserve">3. Örnek sorular</w:t>
       </w:r>
     </w:p>
-    <w:bookmarkStart w:id="34" w:name="kriptografi-ve-pki-10.-hafta"/>
+    <w:bookmarkStart w:id="41" w:name="kriptografi-ve-pki-10.-hafta"/>
     <w:p>
       <w:pPr>
         <w:pStyle w:val="Heading3"/>
@@ -1354,20 +1453,20 @@
       <w:r>
         <w:drawing>
           <wp:inline>
-            <wp:extent cx="5759999" cy="2283460"/>
+            <wp:extent cx="5759999" cy="1424772"/>
             <wp:effectExtent b="0" l="0" r="0" t="0"/>
-            <wp:docPr descr="Cevap kalıbı" title="" id="32" name="Picture"/>
+            <wp:docPr descr="Cevap kalıbı" title="" id="39" name="Picture"/>
             <a:graphic>
               <a:graphicData uri="http://schemas.openxmlformats.org/drawingml/2006/picture">
                 <pic:pic>
                   <pic:nvPicPr>
-                    <pic:cNvPr descr="h16-03-cevap-kalibi.png" id="33" name="Picture"/>
+                    <pic:cNvPr descr="h16-03-cevap-kalibi.png" id="40" name="Picture"/>
                     <pic:cNvPicPr>
                       <a:picLocks noChangeArrowheads="1" noChangeAspect="1"/>
                     </pic:cNvPicPr>
                   </pic:nvPicPr>
                   <pic:blipFill>
-                    <a:blip r:embed="rId31"/>
+                    <a:blip r:embed="rId38"/>
                     <a:stretch>
                       <a:fillRect/>
                     </a:stretch>
@@ -1375,7 +1474,7 @@
                   <pic:spPr bwMode="auto">
                     <a:xfrm>
                       <a:off x="0" y="0"/>
-                      <a:ext cx="5759999" cy="2283460"/>
+                      <a:ext cx="5759999" cy="1424772"/>
                     </a:xfrm>
                     <a:prstGeom prst="rect">
                       <a:avLst/>
@@ -1784,7 +1883,7 @@
         <w:pStyle w:val="BlockText"/>
       </w:pPr>
       <w:r>
-        <w:t xml:space="preserve">Fail-open (yumuşak başarısızlık). Zımbalama zorunluluğu (Must-Staple) ya da kısa ömürlü sertifikalar.</w:t>
+        <w:t xml:space="preserve">Fail-open (yumuşak başarısızlık). Yanıt iliştirme zorunluluğu (Must-Staple) ya da kısa ömürlü sertifikalar.</w:t>
       </w:r>
     </w:p>
     <w:p>
@@ -1825,8 +1924,8 @@
         <w:t xml:space="preserve">doğrular.</w:t>
       </w:r>
     </w:p>
-    <w:bookmarkEnd w:id="34"/>
-    <w:bookmarkStart w:id="35" w:name="X2fcaedf5a0ee97972671b4dac266666aad2fb16"/>
+    <w:bookmarkEnd w:id="41"/>
+    <w:bookmarkStart w:id="43" w:name="X2fcaedf5a0ee97972671b4dac266666aad2fb16"/>
     <w:p>
       <w:pPr>
         <w:pStyle w:val="Heading3"/>
@@ -2237,8 +2336,19 @@
         <w:t xml:space="preserve"> </w:t>
       </w:r>
       <w:r>
-        <w:t xml:space="preserve">konular için 4. haftanın</w:t>
-      </w:r>
+        <w:t xml:space="preserve">konular için</w:t>
+      </w:r>
+      <w:r>
+        <w:t xml:space="preserve"> </w:t>
+      </w:r>
+      <w:hyperlink r:id="rId23">
+        <w:r>
+          <w:rPr>
+            <w:rStyle w:val="Hyperlink"/>
+          </w:rPr>
+          <w:t xml:space="preserve">4. haftanın</w:t>
+        </w:r>
+      </w:hyperlink>
       <w:r>
         <w:t xml:space="preserve"> </w:t>
       </w:r>
@@ -2261,8 +2371,19 @@
         <w:t xml:space="preserve"> </w:t>
       </w:r>
       <w:r>
-        <w:t xml:space="preserve">bölümlerini ve 3. haftanın</w:t>
-      </w:r>
+        <w:t xml:space="preserve">bölümlerini ve</w:t>
+      </w:r>
+      <w:r>
+        <w:t xml:space="preserve"> </w:t>
+      </w:r>
+      <w:hyperlink r:id="rId42">
+        <w:r>
+          <w:rPr>
+            <w:rStyle w:val="Hyperlink"/>
+          </w:rPr>
+          <w:t xml:space="preserve">3. haftanın</w:t>
+        </w:r>
+      </w:hyperlink>
       <w:r>
         <w:t xml:space="preserve"> </w:t>
       </w:r>
@@ -2282,9 +2403,9 @@
         <w:t xml:space="preserve">bölümünü tekrar edin.</w:t>
       </w:r>
     </w:p>
-    <w:bookmarkEnd w:id="35"/>
-    <w:bookmarkEnd w:id="36"/>
-    <w:bookmarkEnd w:id="37"/>
+    <w:bookmarkEnd w:id="43"/>
+    <w:bookmarkEnd w:id="44"/>
+    <w:bookmarkEnd w:id="45"/>
     <w:sectPr>
       <w:headerReference r:id="rId9" w:type="default"/>
       <w:footerReference r:id="rId10" w:type="default"/>
